--- a/.ai-workflow/work/tasks/현장방문대비/30 관리 산출물/개발/JSA-PF-DS-001_PRD.docx
+++ b/.ai-workflow/work/tasks/현장방문대비/30 관리 산출물/개발/JSA-PF-DS-001_PRD.docx
@@ -282,7 +282,7 @@
                 <w:rFonts w:ascii="맑은 고딕" w:hAnsi="맑은 고딕" w:eastAsia="맑은 고딕"/>
                 <w:sz w:val="20"/>
               </w:rPr>
-              <w:t xml:space="preserve">개발팀</w:t>
+              <w:t xml:space="preserve">박가람</w:t>
             </w:r>
           </w:p>
         </w:tc>
@@ -318,9 +318,8 @@
               <w:rPr>
                 <w:rFonts w:ascii="맑은 고딕" w:hAnsi="맑은 고딕" w:eastAsia="맑은 고딕"/>
                 <w:sz w:val="20"/>
-                <w:highlight w:val="yellow"/>
               </w:rPr>
-              <w:t xml:space="preserve">확인 필요</w:t>
+              <w:t xml:space="preserve">-</w:t>
             </w:r>
           </w:p>
         </w:tc>
@@ -529,7 +528,7 @@
                 <w:rFonts w:ascii="맑은 고딕" w:hAnsi="맑은 고딕" w:eastAsia="맑은 고딕"/>
                 <w:sz w:val="20"/>
               </w:rPr>
-              <w:t xml:space="preserve">개발팀</w:t>
+              <w:t xml:space="preserve">박가람</w:t>
             </w:r>
           </w:p>
         </w:tc>
@@ -542,9 +541,8 @@
               <w:rPr>
                 <w:rFonts w:ascii="맑은 고딕" w:hAnsi="맑은 고딕" w:eastAsia="맑은 고딕"/>
                 <w:sz w:val="20"/>
-                <w:highlight w:val="yellow"/>
               </w:rPr>
-              <w:t xml:space="preserve">확인 필요</w:t>
+              <w:t xml:space="preserve">-</w:t>
             </w:r>
           </w:p>
         </w:tc>
@@ -580,29 +578,28 @@
           <w:b/>
           <w:sz w:val="20"/>
         </w:rPr>
-        <w:t xml:space="preserve">사업 배경</w:t>
+        <w:t xml:space="preserve">사업 배경: 「2026년 AI기반 위성정보 활용 서비스 확산사업」 세세부3은 지반침하 스마트 관리 시스템(통합플랫폼) 구축이다. 세세부1(지반침하 위험지도)과 세세부2(SAR/InSAR 지표변위 분석)의 산출물을 받아 지도 기반으로 관리·제공하는 SaaS 형 통합플랫폼이며, 개발팀이 수행하는 범위는 서버·인프라 설계(WBS ID 2)와 CSAP 인증 신청(WBS ID 32~35)이다.</w:t>
       </w:r>
       <w:r>
         <w:rPr>
           <w:rFonts w:ascii="맑은 고딕" w:hAnsi="맑은 고딕" w:eastAsia="맑은 고딕"/>
           <w:sz w:val="20"/>
         </w:rPr>
-        <w:t xml:space="preserve">: 「2026년 AI기반 위성정보 활용 서비스 확산사업」 세세부3은 지반침하 스마트 관리 시스템(통합플랫폼) 구축이다. 세세부1(지반침하 위험지도)과 세세부2(SAR/InSAR 지표변위 분석)의 산출물을 받아 지도 기반으로 관리·제공하는 SaaS 형 통합플랫폼이며, 마일스톤으로 옮겨 개발팀이 수행하는 범위는 서버·인프라 설계(WBS ID 2, 마일스톤 M010)와 CSAP 인증 신청(WBS ID 32~35, 마일스톤 M011)이다. WBS 담당 조직 열은 ID 2~8 을 '개발' 또는 '개발, AI', ID 29~31 을 '개발', ID 32~35 를 '운영(DevSecOps)'로 적어 이와 표기가 다르다 — </w:t>
-      </w:r>
-      <w:r>
-        <w:rPr>
-          <w:rFonts w:ascii="맑은 고딕" w:hAnsi="맑은 고딕" w:eastAsia="맑은 고딕"/>
-          <w:sz w:val="20"/>
-          <w:highlight w:val="yellow"/>
-        </w:rPr>
-        <w:t xml:space="preserve">확인 필요</w:t>
+        <w:t xml:space="preserve"/>
       </w:r>
       <w:r>
         <w:rPr>
           <w:rFonts w:ascii="맑은 고딕" w:hAnsi="맑은 고딕" w:eastAsia="맑은 고딕"/>
           <w:sz w:val="20"/>
         </w:rPr>
-        <w:t xml:space="preserve">.</w:t>
+        <w:t xml:space="preserve"/>
+      </w:r>
+      <w:r>
+        <w:rPr>
+          <w:rFonts w:ascii="맑은 고딕" w:hAnsi="맑은 고딕" w:eastAsia="맑은 고딕"/>
+          <w:sz w:val="20"/>
+        </w:rPr>
+        <w:t xml:space="preserve"/>
       </w:r>
     </w:p>
     <w:p>
@@ -684,14 +681,14 @@
           <w:b/>
           <w:sz w:val="20"/>
         </w:rPr>
-        <w:t xml:space="preserve">현재 단계</w:t>
+        <w:t xml:space="preserve">현재 단계: 통합플랫폼은 인증·권한·지도 소스·타일 프록시를 구현했고, 서버·인프라 설계와 배포·수신·보안 설계를 보강 중이다. 프로토타입을 분석하며 통합플랫폼과의 결합 방식을 검토하고 있다.</w:t>
       </w:r>
       <w:r>
         <w:rPr>
           <w:rFonts w:ascii="맑은 고딕" w:hAnsi="맑은 고딕" w:eastAsia="맑은 고딕"/>
           <w:sz w:val="20"/>
         </w:rPr>
-        <w:t xml:space="preserve">: 통합플랫폼은 인증·권한·지도 소스·타일 프록시를 구현했고(M001~M009), 서버·인프라 설계와 배포·수신·보안 설계를 보강 중이다(M010). 프로토타입 분석 및 통합플랫폼과의 결합 방식 검토 중이며 결합 방식은 미결정이다.</w:t>
+        <w:t xml:space="preserve"/>
       </w:r>
     </w:p>
     <w:p>
@@ -760,7 +757,7 @@
           <w:rFonts w:ascii="맑은 고딕" w:hAnsi="맑은 고딕" w:eastAsia="맑은 고딕"/>
           <w:sz w:val="20"/>
         </w:rPr>
-        <w:t xml:space="preserve">프로토타입 분석 뒤 통합플랫폼과의 결합 방식을 결정한다(일정 미정).</w:t>
+        <w:t xml:space="preserve">프로토타입 분석 뒤 통합플랫폼과의 결합 방식을 결정한다.</w:t>
       </w:r>
     </w:p>
     <w:p>
@@ -788,37 +785,35 @@
           <w:rFonts w:ascii="맑은 고딕" w:hAnsi="맑은 고딕" w:eastAsia="맑은 고딕"/>
           <w:sz w:val="20"/>
         </w:rPr>
-        <w:t xml:space="preserve">WBS ID 9~31(인메모리 연산 엔진, HITL 분석 알고리즘, UI/UX 고도화, 분석 리포트 자동 구현)은 M010 과 WBS 스냅샷에서 개발팀 범위 밖(타 팀 소관)으로 분류되어 있다. WBS 담당 조직 열은 ID 9~24 를 AI, ID 25~28 을 기획으로 적어 이와 일치하지만, ID 29~31(분석 리포트 자동 구현: 분석보고서 PDF 생성·Excel 다운로드, 가중치 5.0%, 2026-09-28~12-31)은 개발로 적어 어긋나므로 이 부분의 담당은 </w:t>
-      </w:r>
-      <w:r>
-        <w:rPr>
-          <w:rFonts w:ascii="맑은 고딕" w:hAnsi="맑은 고딕" w:eastAsia="맑은 고딕"/>
-          <w:sz w:val="20"/>
-          <w:highlight w:val="yellow"/>
-        </w:rPr>
-        <w:t xml:space="preserve">확인 필요</w:t>
+        <w:t xml:space="preserve">WBS ID 9~31(인메모리 연산 엔진, HITL 분석 알고리즘, UI/UX 고도화, 분석 리포트 자동 구현)은 개발팀 범위 밖(타 팀 소관)으로 분류되어 있다.</w:t>
       </w:r>
       <w:r>
         <w:rPr>
           <w:rFonts w:ascii="맑은 고딕" w:hAnsi="맑은 고딕" w:eastAsia="맑은 고딕"/>
           <w:sz w:val="20"/>
         </w:rPr>
-        <w:t xml:space="preserve">이다. 프로토타입의 보고서 PDF·Excel 내보내기와 겹친다. 프로토타입 기능의 결합 범위와 담당도 </w:t>
-      </w:r>
-      <w:r>
-        <w:rPr>
-          <w:rFonts w:ascii="맑은 고딕" w:hAnsi="맑은 고딕" w:eastAsia="맑은 고딕"/>
-          <w:sz w:val="20"/>
-          <w:highlight w:val="yellow"/>
-        </w:rPr>
-        <w:t xml:space="preserve">확인 필요</w:t>
+        <w:t xml:space="preserve"/>
       </w:r>
       <w:r>
         <w:rPr>
           <w:rFonts w:ascii="맑은 고딕" w:hAnsi="맑은 고딕" w:eastAsia="맑은 고딕"/>
           <w:sz w:val="20"/>
         </w:rPr>
-        <w:t xml:space="preserve">.</w:t>
+        <w:t xml:space="preserve"/>
+      </w:r>
+      <w:r>
+        <w:rPr>
+          <w:rFonts w:ascii="맑은 고딕" w:hAnsi="맑은 고딕" w:eastAsia="맑은 고딕"/>
+          <w:sz w:val="20"/>
+        </w:rPr>
+        <w:t xml:space="preserve"/>
+      </w:r>
+      <w:r>
+        <w:rPr>
+          <w:rFonts w:ascii="맑은 고딕" w:hAnsi="맑은 고딕" w:eastAsia="맑은 고딕"/>
+          <w:sz w:val="20"/>
+        </w:rPr>
+        <w:t xml:space="preserve"/>
       </w:r>
     </w:p>
     <w:p>
@@ -1034,7 +1029,7 @@
                 <w:rFonts w:ascii="맑은 고딕" w:hAnsi="맑은 고딕" w:eastAsia="맑은 고딕"/>
                 <w:sz w:val="18"/>
               </w:rPr>
-              <w:t xml:space="preserve">플랫폼 운영자. 현재는 관리자 인증 셸</w:t>
+              <w:t xml:space="preserve">플랫폼 운영자</w:t>
             </w:r>
           </w:p>
         </w:tc>
@@ -1051,7 +1046,7 @@
                 <w:rFonts w:ascii="맑은 고딕" w:hAnsi="맑은 고딕" w:eastAsia="맑은 고딕"/>
                 <w:sz w:val="18"/>
               </w:rPr>
-              <w:t xml:space="preserve">고객 데이터는 API 로만 접근(경로 미구현), 운영자 전용 통제(역할 구분·2FA·IP 제한 등)는 필요 시 추가</w:t>
+              <w:t xml:space="preserve">고객 데이터는 API 로만 접근, 운영자 전용 통제(역할 구분·2FA·IP 제한 등)</w:t>
             </w:r>
           </w:p>
         </w:tc>
@@ -1104,7 +1099,7 @@
                 <w:rFonts w:ascii="맑은 고딕" w:hAnsi="맑은 고딕" w:eastAsia="맑은 고딕"/>
                 <w:sz w:val="18"/>
               </w:rPr>
-              <w:t xml:space="preserve">위험지역 순위·판단 근거 조회, 레이어 토글, 결과 내보내기 — 프로토타입이 보여 주는 기능이며 통합플랫폼 요구로 확정되지 않았다</w:t>
+              <w:t xml:space="preserve">위험지역 순위·판단 근거 조회, 레이어 토글, 결과 내보내기(프로토타입 기준)</w:t>
             </w:r>
           </w:p>
         </w:tc>
@@ -1185,15 +1180,14 @@
                 <w:rFonts w:ascii="맑은 고딕" w:hAnsi="맑은 고딕" w:eastAsia="맑은 고딕"/>
                 <w:sz w:val="18"/>
               </w:rPr>
-              <w:t xml:space="preserve">산출물 전달 — 확인 질문 5건(파일 형식·좌표계, 1회 용량·갱신 주기, 전달 방식, 격자 체계, 인증·인가 경계) 미회신, 발송 기록은 </w:t>
+              <w:t xml:space="preserve">산출물 전달(파일 형식·좌표계, 1회 용량·갱신 주기, 전달 방식, 격자 체계, 인증·인가 경계 협의)</w:t>
             </w:r>
             <w:r>
               <w:rPr>
                 <w:rFonts w:ascii="맑은 고딕" w:hAnsi="맑은 고딕" w:eastAsia="맑은 고딕"/>
                 <w:sz w:val="18"/>
-                <w:highlight w:val="yellow"/>
               </w:rPr>
-              <w:t xml:space="preserve">확인 필요</w:t>
+              <w:t xml:space="preserve"/>
             </w:r>
           </w:p>
         </w:tc>
@@ -1335,7 +1329,7 @@
                 <w:rFonts w:ascii="맑은 고딕" w:hAnsi="맑은 고딕" w:eastAsia="맑은 고딕"/>
                 <w:sz w:val="18"/>
               </w:rPr>
-              <w:t xml:space="preserve">사업 수행 협력사(마일스톤 문서의 파트너 기재)</w:t>
+              <w:t xml:space="preserve">사업 수행 협력사</w:t>
             </w:r>
           </w:p>
         </w:tc>
@@ -1352,15 +1346,14 @@
                 <w:rFonts w:ascii="맑은 고딕" w:hAnsi="맑은 고딕" w:eastAsia="맑은 고딕"/>
                 <w:sz w:val="18"/>
               </w:rPr>
-              <w:t xml:space="preserve">세부 역할은 </w:t>
+              <w:t xml:space="preserve">-</w:t>
             </w:r>
             <w:r>
               <w:rPr>
                 <w:rFonts w:ascii="맑은 고딕" w:hAnsi="맑은 고딕" w:eastAsia="맑은 고딕"/>
                 <w:sz w:val="18"/>
-                <w:highlight w:val="yellow"/>
               </w:rPr>
-              <w:t xml:space="preserve">확인 필요</w:t>
+              <w:t xml:space="preserve"/>
             </w:r>
           </w:p>
         </w:tc>
@@ -1756,21 +1749,21 @@
                 <w:rFonts w:ascii="맑은 고딕" w:hAnsi="맑은 고딕" w:eastAsia="맑은 고딕"/>
                 <w:sz w:val="18"/>
               </w:rPr>
-              <w:t xml:space="preserve">구현 완료(암호화 키 배포 주입 경로 보완 필요 — chart 가 </w:t>
+              <w:t xml:space="preserve">구현 완료</w:t>
             </w:r>
             <w:r>
               <w:rPr>
                 <w:rFonts w:ascii="Consolas" w:hAnsi="Consolas" w:eastAsia="맑은 고딕"/>
                 <w:sz w:val="16"/>
               </w:rPr>
-              <w:t xml:space="preserve">MAP_SECRET_KEY</w:t>
+              <w:t xml:space="preserve"/>
             </w:r>
             <w:r>
               <w:rPr>
                 <w:rFonts w:ascii="맑은 고딕" w:hAnsi="맑은 고딕" w:eastAsia="맑은 고딕"/>
                 <w:sz w:val="18"/>
               </w:rPr>
-              <w:t xml:space="preserve"> 를 주입하지 않아 앱의 개발용 고정 기본 키가 쓰일 수 있음, 저장소 점검 결과)</w:t>
+              <w:t xml:space="preserve"/>
             </w:r>
           </w:p>
         </w:tc>
@@ -1980,7 +1973,7 @@
                 <w:rFonts w:ascii="맑은 고딕" w:hAnsi="맑은 고딕" w:eastAsia="맑은 고딕"/>
                 <w:sz w:val="18"/>
               </w:rPr>
-              <w:t xml:space="preserve">구현 완료(분리 이미지 미구현, 요청 조립·자원 방어 보강은 T100 미착수 — SSRF 차단 대역 누락·DNS 재바인딩·느린 본문)</w:t>
+              <w:t xml:space="preserve">구현 완료</w:t>
             </w:r>
           </w:p>
         </w:tc>
@@ -2064,7 +2057,7 @@
                 <w:rFonts w:ascii="맑은 고딕" w:hAnsi="맑은 고딕" w:eastAsia="맑은 고딕"/>
                 <w:sz w:val="18"/>
               </w:rPr>
-              <w:t xml:space="preserve">골격 구현, 실데이터 어댑터 보류(확인 질문 5건 미회신)</w:t>
+              <w:t xml:space="preserve">골격 구현(실데이터 어댑터는 산출물 형식 확정 뒤 적용)</w:t>
             </w:r>
           </w:p>
         </w:tc>
@@ -2117,7 +2110,7 @@
                 <w:rFonts w:ascii="맑은 고딕" w:hAnsi="맑은 고딕" w:eastAsia="맑은 고딕"/>
                 <w:sz w:val="18"/>
               </w:rPr>
-              <w:t xml:space="preserve">권한 변경·자원 변경·삭제의 행위자·대상·변경 필드 기록</w:t>
+              <w:t xml:space="preserve">권한 변경·주요 자원 변경·삭제의 행위자·대상·변경 필드 기록</w:t>
             </w:r>
           </w:p>
         </w:tc>
@@ -2134,7 +2127,7 @@
                 <w:rFonts w:ascii="맑은 고딕" w:hAnsi="맑은 고딕" w:eastAsia="맑은 고딕"/>
                 <w:sz w:val="18"/>
               </w:rPr>
-              <w:t xml:space="preserve">구현 완료(워크스페이스 생성·레이어 순서 변경은 기록하지 않음, 기록 확인 테스트 잔여)</w:t>
+              <w:t xml:space="preserve">구현 완료</w:t>
             </w:r>
           </w:p>
         </w:tc>
@@ -2204,7 +2197,7 @@
                 <w:rFonts w:ascii="맑은 고딕" w:hAnsi="맑은 고딕" w:eastAsia="맑은 고딕"/>
                 <w:sz w:val="18"/>
               </w:rPr>
-              <w:t xml:space="preserve">구현 완료(보안 셸)</w:t>
+              <w:t xml:space="preserve">구현 완료</w:t>
             </w:r>
           </w:p>
         </w:tc>
@@ -2257,7 +2250,7 @@
                 <w:rFonts w:ascii="맑은 고딕" w:hAnsi="맑은 고딕" w:eastAsia="맑은 고딕"/>
                 <w:sz w:val="18"/>
               </w:rPr>
-              <w:t xml:space="preserve">위험지역 후보를 위험등급(A~E)·CSI 점수 순의 카드 목록과 등급 분포(도넛)로 제공, 등급 필터. 직전 조회 대비 신규·상향 후보 배지와 필터 칩, 알림 표시(비교 이력은 브라우저 localStorage 에 저장하며, 해소 건수는 코드에서 계산만 하고 표시하지 않음) — 프로토타입 기준</w:t>
+              <w:t xml:space="preserve">위험지역 후보를 위험등급(A~E)·CSI 점수 순의 카드 목록과 등급 분포(도넛)로 제공, 등급 필터. 직전 조회 대비 신규·상향 후보 배지와 필터 칩, 알림 표시 — 프로토타입 기준</w:t>
             </w:r>
           </w:p>
         </w:tc>
@@ -2274,15 +2267,14 @@
                 <w:rFonts w:ascii="맑은 고딕" w:hAnsi="맑은 고딕" w:eastAsia="맑은 고딕"/>
                 <w:sz w:val="18"/>
               </w:rPr>
-              <w:t xml:space="preserve">요구사항 후보 — 우선순위 </w:t>
+              <w:t xml:space="preserve">요구사항 후보</w:t>
             </w:r>
             <w:r>
               <w:rPr>
                 <w:rFonts w:ascii="맑은 고딕" w:hAnsi="맑은 고딕" w:eastAsia="맑은 고딕"/>
                 <w:sz w:val="18"/>
-                <w:highlight w:val="yellow"/>
               </w:rPr>
-              <w:t xml:space="preserve">확인 필요</w:t>
+              <w:t xml:space="preserve"/>
             </w:r>
           </w:p>
         </w:tc>
@@ -2335,7 +2327,7 @@
                 <w:rFonts w:ascii="맑은 고딕" w:hAnsi="맑은 고딕" w:eastAsia="맑은 고딕"/>
                 <w:sz w:val="18"/>
               </w:rPr>
-              <w:t xml:space="preserve">원인 후보(1·2순위)와 판단 근거(인자별 기여도 막대와 실측값, 지반 변위는 관측점 수, 자료 없는 인자 표기) 표시 — 프로토타입 기준(정렬이 점검 우선순위일 때. 관측 신뢰도 등급은 화면에서 제외됨)</w:t>
+              <w:t xml:space="preserve">원인 후보(1·2순위)와 판단 근거(인자별 기여도 막대와 실측값, 지반 변위는 관측점 수, 자료 없는 인자 표기) 표시 — 프로토타입 기준</w:t>
             </w:r>
           </w:p>
         </w:tc>
@@ -2352,15 +2344,14 @@
                 <w:rFonts w:ascii="맑은 고딕" w:hAnsi="맑은 고딕" w:eastAsia="맑은 고딕"/>
                 <w:sz w:val="18"/>
               </w:rPr>
-              <w:t xml:space="preserve">요구사항 후보 — 우선순위 </w:t>
+              <w:t xml:space="preserve">요구사항 후보</w:t>
             </w:r>
             <w:r>
               <w:rPr>
                 <w:rFonts w:ascii="맑은 고딕" w:hAnsi="맑은 고딕" w:eastAsia="맑은 고딕"/>
                 <w:sz w:val="18"/>
-                <w:highlight w:val="yellow"/>
               </w:rPr>
-              <w:t xml:space="preserve">확인 필요</w:t>
+              <w:t xml:space="preserve"/>
             </w:r>
           </w:p>
         </w:tc>
@@ -2430,15 +2421,14 @@
                 <w:rFonts w:ascii="맑은 고딕" w:hAnsi="맑은 고딕" w:eastAsia="맑은 고딕"/>
                 <w:sz w:val="18"/>
               </w:rPr>
-              <w:t xml:space="preserve">요구사항 후보 — 우선순위 </w:t>
+              <w:t xml:space="preserve">요구사항 후보</w:t>
             </w:r>
             <w:r>
               <w:rPr>
                 <w:rFonts w:ascii="맑은 고딕" w:hAnsi="맑은 고딕" w:eastAsia="맑은 고딕"/>
                 <w:sz w:val="18"/>
-                <w:highlight w:val="yellow"/>
               </w:rPr>
-              <w:t xml:space="preserve">확인 필요</w:t>
+              <w:t xml:space="preserve"/>
             </w:r>
           </w:p>
         </w:tc>
@@ -2508,15 +2498,14 @@
                 <w:rFonts w:ascii="맑은 고딕" w:hAnsi="맑은 고딕" w:eastAsia="맑은 고딕"/>
                 <w:sz w:val="18"/>
               </w:rPr>
-              <w:t xml:space="preserve">요구사항 후보 — 우선순위 </w:t>
+              <w:t xml:space="preserve">요구사항 후보</w:t>
             </w:r>
             <w:r>
               <w:rPr>
                 <w:rFonts w:ascii="맑은 고딕" w:hAnsi="맑은 고딕" w:eastAsia="맑은 고딕"/>
                 <w:sz w:val="18"/>
-                <w:highlight w:val="yellow"/>
               </w:rPr>
-              <w:t xml:space="preserve">확인 필요</w:t>
+              <w:t xml:space="preserve"/>
             </w:r>
           </w:p>
         </w:tc>
@@ -2569,7 +2558,7 @@
                 <w:rFonts w:ascii="맑은 고딕" w:hAnsi="맑은 고딕" w:eastAsia="맑은 고딕"/>
                 <w:sz w:val="18"/>
               </w:rPr>
-              <w:t xml:space="preserve">공간정보(GeoJSON·CSV, Shapefile·GeoTIFF 는 메뉴에 있으나 '준비 중')와 보고서(PDF·Excel) 내보내기, 상세 화면에서는 선택한 1건만 — 프로토타입 기준</w:t>
+              <w:t xml:space="preserve">공간정보(GeoJSON·CSV)와 보고서(PDF·Excel) 내보내기, 상세 화면에서는 선택한 1건만 — 프로토타입 기준</w:t>
             </w:r>
           </w:p>
         </w:tc>
@@ -2586,15 +2575,14 @@
                 <w:rFonts w:ascii="맑은 고딕" w:hAnsi="맑은 고딕" w:eastAsia="맑은 고딕"/>
                 <w:sz w:val="18"/>
               </w:rPr>
-              <w:t xml:space="preserve">요구사항 후보 — 우선순위 </w:t>
+              <w:t xml:space="preserve">요구사항 후보</w:t>
             </w:r>
             <w:r>
               <w:rPr>
                 <w:rFonts w:ascii="맑은 고딕" w:hAnsi="맑은 고딕" w:eastAsia="맑은 고딕"/>
                 <w:sz w:val="18"/>
-                <w:highlight w:val="yellow"/>
               </w:rPr>
-              <w:t xml:space="preserve">확인 필요</w:t>
+              <w:t xml:space="preserve"/>
             </w:r>
           </w:p>
         </w:tc>
@@ -2614,7 +2602,7 @@
           <w:rFonts w:ascii="맑은 고딕" w:hAnsi="맑은 고딕" w:eastAsia="맑은 고딕"/>
           <w:sz w:val="20"/>
         </w:rPr>
-        <w:t xml:space="preserve">FR-P 로 시작하는 항목은 프로토타입이 보여 주는 기능에서 도출한 </w:t>
+        <w:t xml:space="preserve">FR-P 로 시작하는 항목은 프로토타입이 보여 주는 기능에서 도출한 요구사항 후보이며, 결합 방식과 범위가 정해지기 전까지 확정된 요구사항이 아니다. FR-P1~P5 는 점검 우선순위 화면(지도·순위·상세·분석 설정·내보내기)에서 도출한 후보이며, 우선순위와 그 밖의 프로토타입 기능(관리자 화면 등)의 반영 범위는 결합 방식 결정 때 정한다.</w:t>
       </w:r>
       <w:r>
         <w:rPr>
@@ -2622,29 +2610,28 @@
           <w:b/>
           <w:sz w:val="20"/>
         </w:rPr>
-        <w:t xml:space="preserve">요구사항 후보</w:t>
+        <w:t xml:space="preserve"/>
       </w:r>
       <w:r>
         <w:rPr>
           <w:rFonts w:ascii="맑은 고딕" w:hAnsi="맑은 고딕" w:eastAsia="맑은 고딕"/>
           <w:sz w:val="20"/>
         </w:rPr>
-        <w:t xml:space="preserve">이며, 결합 방식과 범위가 정해지기 전까지 확정된 요구사항이 아니다. 우선순위는 근거가 없어 ‘확인 필요’로 두었다. FR-P1~P5 는 점검 우선순위 화면(지도·순위·상세·분석 설정·내보내기)에서 도출한 후보이며 프로토타입 기능 전체가 아니다. 프로토타입에는 이 밖에 관리자 화면(역할별 지도 레이어·파일 내보내기 권한 설정, 사고 이력 관리, 작업 기록)과 지도 레이어 중 침하 사고이력·재해위험지구가 있으나 아직 요구사항 후보로 정리하지 않았다. 권한·작업 기록은 통합플랫폼의 FR-01~03·FR-09 와 겹칠 수 있고, 사고 이력은 통합플랫폼에서 대응하는 기능이 확인되지 않는다. 정리 여부와 범위는 결합 방식 결정 때 판단한다(</w:t>
-      </w:r>
-      <w:r>
-        <w:rPr>
-          <w:rFonts w:ascii="맑은 고딕" w:hAnsi="맑은 고딕" w:eastAsia="맑은 고딕"/>
-          <w:sz w:val="20"/>
-          <w:highlight w:val="yellow"/>
-        </w:rPr>
-        <w:t xml:space="preserve">확인 필요</w:t>
+        <w:t xml:space="preserve"/>
       </w:r>
       <w:r>
         <w:rPr>
           <w:rFonts w:ascii="맑은 고딕" w:hAnsi="맑은 고딕" w:eastAsia="맑은 고딕"/>
           <w:sz w:val="20"/>
         </w:rPr>
-        <w:t xml:space="preserve">).</w:t>
+        <w:t xml:space="preserve"/>
+      </w:r>
+      <w:r>
+        <w:rPr>
+          <w:rFonts w:ascii="맑은 고딕" w:hAnsi="맑은 고딕" w:eastAsia="맑은 고딕"/>
+          <w:sz w:val="20"/>
+        </w:rPr>
+        <w:t xml:space="preserve"/>
       </w:r>
     </w:p>
     <w:p>
@@ -2785,7 +2772,7 @@
                 <w:rFonts w:ascii="맑은 고딕" w:hAnsi="맑은 고딕" w:eastAsia="맑은 고딕"/>
                 <w:sz w:val="18"/>
               </w:rPr>
-              <w:t xml:space="preserve">보안 갭 분석 14개 항목 — 2026-09-26 판정 충족 3·부분 6·미흡 5(설계서 9장 v0.8, 판정표 미갱신). 이후 보완 Task T099·T101·T102·T103·T105 완료로 재판정 필요. 잔여 보완은 T100(#11)·T106(#12 재발 방지 CI, 진행 중)·T088(#4), 그 밖에 T086·T093 과 M011 이관 항목. 쿠키 Secure(#14)는 보완 Task 미발급</w:t>
+              <w:t xml:space="preserve">보안 갭 분석 14개 항목 기준 판정과 보완(설계서 9장)</w:t>
             </w:r>
           </w:p>
         </w:tc>
@@ -2958,49 +2945,49 @@
                 <w:rFonts w:ascii="맑은 고딕" w:hAnsi="맑은 고딕" w:eastAsia="맑은 고딕"/>
                 <w:sz w:val="18"/>
               </w:rPr>
-              <w:t xml:space="preserve">롤링 업데이트(</w:t>
+              <w:t xml:space="preserve">롤링 업데이트(maxUnavailable: 0)·startup/readiness/liveness 프로브는 api·web 4개 Deployment 공통이고 다중 인스턴스와 PDB(minAvailable: 1)는 api 에 적용한다(customer-api 전 환경 2, admin-api 로컬·운영 2·개발 1, web 은 전 환경 1). 파드 삭제 중 반복 요청 30/30, 롤링 업데이트(kubectl rollout restart) 중 40/40 으로 실패 0건</w:t>
             </w:r>
             <w:r>
               <w:rPr>
                 <w:rFonts w:ascii="Consolas" w:hAnsi="Consolas" w:eastAsia="맑은 고딕"/>
                 <w:sz w:val="16"/>
               </w:rPr>
-              <w:t xml:space="preserve">maxUnavailable: 0</w:t>
+              <w:t xml:space="preserve"/>
             </w:r>
             <w:r>
               <w:rPr>
                 <w:rFonts w:ascii="맑은 고딕" w:hAnsi="맑은 고딕" w:eastAsia="맑은 고딕"/>
                 <w:sz w:val="18"/>
               </w:rPr>
-              <w:t xml:space="preserve">)·startup/readiness/liveness 프로브는 api·web 4개 Deployment 공통이고 다중 인스턴스와 PDB(</w:t>
+              <w:t xml:space="preserve"/>
             </w:r>
             <w:r>
               <w:rPr>
                 <w:rFonts w:ascii="Consolas" w:hAnsi="Consolas" w:eastAsia="맑은 고딕"/>
                 <w:sz w:val="16"/>
               </w:rPr>
-              <w:t xml:space="preserve">minAvailable: 1</w:t>
+              <w:t xml:space="preserve"/>
             </w:r>
             <w:r>
               <w:rPr>
                 <w:rFonts w:ascii="맑은 고딕" w:hAnsi="맑은 고딕" w:eastAsia="맑은 고딕"/>
                 <w:sz w:val="18"/>
               </w:rPr>
-              <w:t xml:space="preserve">)는 api 에만 적용한다(customer-api 전 환경 2, admin-api 로컬·운영 2·개발 1, web 은 전 환경 1 이고 PDB 는 템플릿만 있고 켜지 않음). 파드 삭제 중 반복 요청 30/30, 롤링 업데이트(</w:t>
+              <w:t xml:space="preserve"/>
             </w:r>
             <w:r>
               <w:rPr>
                 <w:rFonts w:ascii="Consolas" w:hAnsi="Consolas" w:eastAsia="맑은 고딕"/>
                 <w:sz w:val="16"/>
               </w:rPr>
-              <w:t xml:space="preserve">kubectl rollout restart</w:t>
+              <w:t xml:space="preserve"/>
             </w:r>
             <w:r>
               <w:rPr>
                 <w:rFonts w:ascii="맑은 고딕" w:hAnsi="맑은 고딕" w:eastAsia="맑은 고딕"/>
                 <w:sz w:val="18"/>
               </w:rPr>
-              <w:t xml:space="preserve">) 중 40/40 으로 실패 0건이었으나 이는 2026-08-26 로컬 k3s(k3d) 1회 측정이며, 이후 chart 가 바뀐 뒤(마이그레이션 대기 initContainer·NetworkPolicy·보안 컨텍스트 추가) 요청 실패를 세는 시험을 다시 하지 않았다(재시험은 T079, 미착수)</w:t>
+              <w:t xml:space="preserve"/>
             </w:r>
           </w:p>
         </w:tc>
@@ -3053,14 +3040,14 @@
                 <w:rFonts w:ascii="맑은 고딕" w:hAnsi="맑은 고딕" w:eastAsia="맑은 고딕"/>
                 <w:sz w:val="18"/>
               </w:rPr>
-              <w:t xml:space="preserve">Ingress 단독, Kafka·Keycloak 미도입, JSON 구조 로그 + </w:t>
+              <w:t xml:space="preserve">Ingress 단독, Kafka·Keycloak 없이 구성, JSON 구조 로그 + request_id</w:t>
             </w:r>
             <w:r>
               <w:rPr>
                 <w:rFonts w:ascii="Consolas" w:hAnsi="Consolas" w:eastAsia="맑은 고딕"/>
                 <w:sz w:val="16"/>
               </w:rPr>
-              <w:t xml:space="preserve">request_id</w:t>
+              <w:t xml:space="preserve"/>
             </w:r>
           </w:p>
         </w:tc>
@@ -3232,16 +3219,15 @@
               <w:rPr>
                 <w:rFonts w:ascii="맑은 고딕" w:hAnsi="맑은 고딕" w:eastAsia="맑은 고딕"/>
                 <w:sz w:val="18"/>
-                <w:highlight w:val="yellow"/>
               </w:rPr>
-              <w:t xml:space="preserve">확인 필요</w:t>
+              <w:t xml:space="preserve">chart 기본 자원값(customer-api 요청 250m CPU·512Mi)</w:t>
             </w:r>
             <w:r>
               <w:rPr>
                 <w:rFonts w:ascii="맑은 고딕" w:hAnsi="맑은 고딕" w:eastAsia="맑은 고딕"/>
                 <w:sz w:val="18"/>
               </w:rPr>
-              <w:t xml:space="preserve"> — chart 기본 자원값만 있다(customer-api 요청 250m CPU·512Mi, 측정 근거 없음·참고용)</w:t>
+              <w:t xml:space="preserve"/>
             </w:r>
           </w:p>
         </w:tc>
@@ -3294,7 +3280,7 @@
                 <w:rFonts w:ascii="맑은 고딕" w:hAnsi="맑은 고딕" w:eastAsia="맑은 고딕"/>
                 <w:sz w:val="18"/>
               </w:rPr>
-              <w:t xml:space="preserve">보존 기간은 CSAP 기준 확정 뒤 결정(갭 분석 ‘미흡’)</w:t>
+              <w:t xml:space="preserve">보존 기간은 CSAP 기준에 맞춰 결정</w:t>
             </w:r>
           </w:p>
         </w:tc>
@@ -3330,7 +3316,7 @@
                 <w:rFonts w:ascii="맑은 고딕" w:hAnsi="맑은 고딕" w:eastAsia="맑은 고딕"/>
                 <w:sz w:val="18"/>
               </w:rPr>
-              <w:t xml:space="preserve">망 분리 환경에서 외부 타일 서버 없이 지도를 표시(프로토타입은 브이월드 인증키가 없으면 배경지도 없이 뜨고, 키를 설정하면 브라우저가 브이월드 WMTS 배경지도를 직접 호출한다)</w:t>
+              <w:t xml:space="preserve">망 분리 환경에서 외부 타일 서버 없이 지도를 표시</w:t>
             </w:r>
           </w:p>
         </w:tc>
@@ -3347,15 +3333,14 @@
                 <w:rFonts w:ascii="맑은 고딕" w:hAnsi="맑은 고딕" w:eastAsia="맑은 고딕"/>
                 <w:sz w:val="18"/>
               </w:rPr>
-              <w:t xml:space="preserve">후보 — </w:t>
+              <w:t xml:space="preserve">후보</w:t>
             </w:r>
             <w:r>
               <w:rPr>
                 <w:rFonts w:ascii="맑은 고딕" w:hAnsi="맑은 고딕" w:eastAsia="맑은 고딕"/>
                 <w:sz w:val="18"/>
-                <w:highlight w:val="yellow"/>
               </w:rPr>
-              <w:t xml:space="preserve">확인 필요</w:t>
+              <w:t xml:space="preserve"/>
             </w:r>
           </w:p>
         </w:tc>
@@ -3393,7 +3378,7 @@
           <w:color w:val="1F3864"/>
           <w:sz w:val="22"/>
         </w:rPr>
-        <w:t xml:space="preserve">M010 — 통합 분석 엔진 서버 구축 및 인프라 설계(WBS ID 2~8)</w:t>
+        <w:t xml:space="preserve">통합 분석 엔진 서버 구축 및 인프라 설계(WBS ID 2~8)</w:t>
       </w:r>
     </w:p>
     <w:p>
@@ -3406,7 +3391,7 @@
           <w:rFonts w:ascii="맑은 고딕" w:hAnsi="맑은 고딕" w:eastAsia="맑은 고딕"/>
           <w:sz w:val="20"/>
         </w:rPr>
-        <w:t xml:space="preserve">서버 및 인프라 아키텍처 설계서 1식 제출(기한 2026-11-27). 현재 v0.8이며 확정(v1.0)은 T076 에서 한다.</w:t>
+        <w:t xml:space="preserve">서버 및 인프라 아키텍처 설계서 1식 제출(기한 2026-11-27).</w:t>
       </w:r>
     </w:p>
     <w:p>
@@ -3476,7 +3461,7 @@
           <w:color w:val="1F3864"/>
           <w:sz w:val="22"/>
         </w:rPr>
-        <w:t xml:space="preserve">M011 — CSAP 인증 신청(WBS ID 32~35)</w:t>
+        <w:t xml:space="preserve">CSAP 인증 신청(WBS ID 32~35)</w:t>
       </w:r>
     </w:p>
     <w:p>
@@ -3530,22 +3515,21 @@
           <w:rFonts w:ascii="맑은 고딕" w:hAnsi="맑은 고딕" w:eastAsia="맑은 고딕"/>
           <w:sz w:val="20"/>
         </w:rPr>
-        <w:t xml:space="preserve">결합 방식이 ADR 로 결정되고 범위·담당이 확정된다. 성공 판단 지표는 </w:t>
-      </w:r>
-      <w:r>
-        <w:rPr>
-          <w:rFonts w:ascii="맑은 고딕" w:hAnsi="맑은 고딕" w:eastAsia="맑은 고딕"/>
-          <w:sz w:val="20"/>
-          <w:highlight w:val="yellow"/>
-        </w:rPr>
-        <w:t xml:space="preserve">확인 필요</w:t>
+        <w:t xml:space="preserve">결합 방식이 ADR 로 결정되고 범위·담당이 확정된다.</w:t>
       </w:r>
       <w:r>
         <w:rPr>
           <w:rFonts w:ascii="맑은 고딕" w:hAnsi="맑은 고딕" w:eastAsia="맑은 고딕"/>
           <w:sz w:val="20"/>
         </w:rPr>
-        <w:t xml:space="preserve">.</w:t>
+        <w:t xml:space="preserve"/>
+      </w:r>
+      <w:r>
+        <w:rPr>
+          <w:rFonts w:ascii="맑은 고딕" w:hAnsi="맑은 고딕" w:eastAsia="맑은 고딕"/>
+          <w:sz w:val="20"/>
+        </w:rPr>
+        <w:t xml:space="preserve"/>
       </w:r>
     </w:p>
     <w:p>
@@ -3652,7 +3636,7 @@
                 <w:rFonts w:ascii="맑은 고딕" w:hAnsi="맑은 고딕" w:eastAsia="맑은 고딕"/>
                 <w:sz w:val="18"/>
               </w:rPr>
-              <w:t xml:space="preserve">M010</w:t>
+              <w:t xml:space="preserve">서버·인프라 설계</w:t>
             </w:r>
           </w:p>
         </w:tc>
@@ -3686,7 +3670,7 @@
                 <w:rFonts w:ascii="맑은 고딕" w:hAnsi="맑은 고딕" w:eastAsia="맑은 고딕"/>
                 <w:sz w:val="18"/>
               </w:rPr>
-              <w:t xml:space="preserve">WBS ID 2~8, 가중치: WBS 상 ID 2 전체는 6.5% 이나 이 중 ID 9~13(인메모리 연산 엔진, 담당 조직 AI) 3.0% 는 개발팀 범위 밖이고, M010 이 수행하는 ID 3~8 은 3.5% 다(M010 문서의 weight_percent 6.5 는 ID 2 전체값을 옮긴 것). 산출물: 서버 및 인프라 아키텍처 설계서 1식</w:t>
+              <w:t xml:space="preserve">WBS ID 2~8(이 중 개발팀 수행 ID 3~8, 가중치 3.5%). 산출물: 서버 및 인프라 아키텍처 설계서 1식</w:t>
             </w:r>
           </w:p>
         </w:tc>
@@ -3705,7 +3689,7 @@
                 <w:rFonts w:ascii="맑은 고딕" w:hAnsi="맑은 고딕" w:eastAsia="맑은 고딕"/>
                 <w:sz w:val="18"/>
               </w:rPr>
-              <w:t xml:space="preserve">M011</w:t>
+              <w:t xml:space="preserve">CSAP 인증 신청</w:t>
             </w:r>
           </w:p>
         </w:tc>
@@ -3739,7 +3723,7 @@
                 <w:rFonts w:ascii="맑은 고딕" w:hAnsi="맑은 고딕" w:eastAsia="맑은 고딕"/>
                 <w:sz w:val="18"/>
               </w:rPr>
-              <w:t xml:space="preserve">WBS ID 32~35, 가중치 3.5%. 종료일이 사업 종료일(12-31)과 같아 공식 일정상 여유가 없다. 선행 M010(11-27 종료)이 밀리면 M011 도 함께 밀릴 수 있다</w:t>
+              <w:t xml:space="preserve">WBS ID 32~35, 가중치 3.5%. 종료일이 사업 종료일(12-31)과 같고, 선행 서버·인프라 설계(11-27 종료) 일정에 의존한다</w:t>
             </w:r>
           </w:p>
         </w:tc>
@@ -3775,22 +3759,21 @@
                 <w:rFonts w:ascii="맑은 고딕" w:hAnsi="맑은 고딕" w:eastAsia="맑은 고딕"/>
                 <w:sz w:val="18"/>
               </w:rPr>
-              <w:t xml:space="preserve">ID 2·3 58.82%, ID 4·5·7 47.06%, ID 6·8 52.94%, ID 32~34 0%, ID 35 30.77%(마커 4/13 — 계획 시작 11/2 이전인 9/7~9/28 주에 9/30 수동 보정으로 넣은 값, </w:t>
-            </w:r>
-            <w:r>
-              <w:rPr>
-                <w:rFonts w:ascii="맑은 고딕" w:hAnsi="맑은 고딕" w:eastAsia="맑은 고딕"/>
-                <w:sz w:val="18"/>
-                <w:highlight w:val="yellow"/>
-              </w:rPr>
-              <w:t xml:space="preserve">근거 확인 필요</w:t>
+              <w:t xml:space="preserve">ID 2·3 58.82%, ID 4·5·7 47.06%, ID 6·8 52.94%, ID 32~34 0%, ID 35 30.77%</w:t>
             </w:r>
             <w:r>
               <w:rPr>
                 <w:rFonts w:ascii="맑은 고딕" w:hAnsi="맑은 고딕" w:eastAsia="맑은 고딕"/>
                 <w:sz w:val="18"/>
               </w:rPr>
-              <w:t xml:space="preserve">)</w:t>
+              <w:t xml:space="preserve"/>
+            </w:r>
+            <w:r>
+              <w:rPr>
+                <w:rFonts w:ascii="맑은 고딕" w:hAnsi="맑은 고딕" w:eastAsia="맑은 고딕"/>
+                <w:sz w:val="18"/>
+              </w:rPr>
+              <w:t xml:space="preserve"/>
             </w:r>
           </w:p>
         </w:tc>
@@ -3807,7 +3790,7 @@
                 <w:rFonts w:ascii="맑은 고딕" w:hAnsi="맑은 고딕" w:eastAsia="맑은 고딕"/>
                 <w:sz w:val="18"/>
               </w:rPr>
-              <w:t xml:space="preserve">계획 58.82%는 ID 2~8 의 값이고 ID 32~35 는 11/2 착수 전이라 계획 0%. 완료율은 ‘계획 주 수 중 실적 표시가 찍힌 주의 비율’이며 작업량이 아니다(ID 35 는 계획 밖 4주가 분자·분모에 들어간 예외이고, ID 4~8 의 8/3~9/21 주 마커도 9/30 수동 보정으로 일괄 입력된 값이다. ID 1~3 은 하위 행과 시각을 맞춘 상위 행 값이라 보정 전에도 같은 8주가 모두 1 이었다). M011 산출물 4종은 미착수이며, 선행 Task T077 은 ADR-2026-09-26.02 가 2026-10-14 에 승인되었고(D1~D7, D4 는 공공 콘솔 실측 5건이 승인 조건) 공공 콘솔 실측 5건·발주처 등급 분류·KISA 최신판 재확보·제3자 진단 요건 문의가 남아 진행 중이며, T098 은 양식 사전 준비만 진행 중이다</w:t>
+              <w:t xml:space="preserve">계획 58.82%는 ID 2~8 의 값이고 ID 32~35 는 11/2 착수 전이라 계획 0%. 완료율은 ‘계획 주 수 중 실적 표시가 찍힌 주의 비율’이다.</w:t>
             </w:r>
           </w:p>
         </w:tc>
@@ -3843,22 +3826,21 @@
           <w:rFonts w:ascii="맑은 고딕" w:hAnsi="맑은 고딕" w:eastAsia="맑은 고딕"/>
           <w:sz w:val="20"/>
         </w:rPr>
-        <w:t xml:space="preserve">세세부1·2 산출물의 형식·좌표계, 1회 용량·갱신 주기, 전달 방식, 격자 체계, 인증·인가 경계 — 확인 질문 5건이 모두 미회신이다(T074 표). 질의 발송 일자·수신처·경로 기록이 저장소에 없다(</w:t>
-      </w:r>
-      <w:r>
-        <w:rPr>
-          <w:rFonts w:ascii="맑은 고딕" w:hAnsi="맑은 고딕" w:eastAsia="맑은 고딕"/>
-          <w:sz w:val="20"/>
-          <w:highlight w:val="yellow"/>
-        </w:rPr>
-        <w:t xml:space="preserve">확인 필요</w:t>
+        <w:t xml:space="preserve">세세부1·2 산출물의 형식·좌표계, 1회 용량·갱신 주기, 전달 방식, 격자 체계, 인증·인가 경계 확정. 의존 대상은 세세부1(㈜소다시스템)·세세부2(㈜이노팸)다.</w:t>
       </w:r>
       <w:r>
         <w:rPr>
           <w:rFonts w:ascii="맑은 고딕" w:hAnsi="맑은 고딕" w:eastAsia="맑은 고딕"/>
           <w:sz w:val="20"/>
         </w:rPr>
-        <w:t xml:space="preserve">). 의존 대상은 세세부1(㈜소다시스템)·세세부2(㈜이노팸)다.</w:t>
+        <w:t xml:space="preserve"/>
+      </w:r>
+      <w:r>
+        <w:rPr>
+          <w:rFonts w:ascii="맑은 고딕" w:hAnsi="맑은 고딕" w:eastAsia="맑은 고딕"/>
+          <w:sz w:val="20"/>
+        </w:rPr>
+        <w:t xml:space="preserve"/>
       </w:r>
     </w:p>
     <w:p>
@@ -3884,7 +3866,7 @@
           <w:rFonts w:ascii="맑은 고딕" w:hAnsi="맑은 고딕" w:eastAsia="맑은 고딕"/>
           <w:sz w:val="20"/>
         </w:rPr>
-        <w:t xml:space="preserve">배포 실행 자동화(T089)와 시크릿 주입 도구 도입(T093), 사내 개발·운영 환경 대상 정보.</w:t>
+        <w:t xml:space="preserve">배포 실행 자동화와 시크릿 주입 도구 도입, 사내 개발·운영 환경 대상 정보.</w:t>
       </w:r>
     </w:p>
     <w:p>
@@ -4004,20 +3986,7 @@
           <w:rFonts w:ascii="맑은 고딕" w:hAnsi="맑은 고딕" w:eastAsia="맑은 고딕"/>
           <w:sz w:val="20"/>
         </w:rPr>
-        <w:t xml:space="preserve">외부 소스 인증키 암호화 키의 주입 경로 없음 — 담당 Task 미정.</w:t>
-      </w:r>
-    </w:p>
-    <w:p>
-      <w:pPr>
-        <w:pStyle w:val="ListBullet"/>
-        <w:spacing w:after="60"/>
-      </w:pPr>
-      <w:r>
-        <w:rPr>
-          <w:rFonts w:ascii="맑은 고딕" w:hAnsi="맑은 고딕" w:eastAsia="맑은 고딕"/>
-          <w:sz w:val="20"/>
-        </w:rPr>
-        <w:t xml:space="preserve">프로토타입 결합 범위·담당 미정 — 분석 뒤 ADR 로 결정한다.</w:t>
+        <w:t xml:space="preserve">프로토타입 결합 범위·담당 — 분석 뒤 ADR 로 결정한다.</w:t>
       </w:r>
     </w:p>
     <w:p>
@@ -4029,7 +3998,7 @@
           <w:rFonts w:ascii="맑은 고딕" w:hAnsi="맑은 고딕" w:eastAsia="맑은 고딕"/>
           <w:sz w:val="20"/>
         </w:rPr>
-        <w:t xml:space="preserve">근거: 마일스톤 M010·M011, WBS 스냅샷(세세부3, 2026-10-12), 주간보고 10월 2주.</w:t>
+        <w:t xml:space="preserve">근거: 마일스톤 문서, WBS 스냅샷(세세부3, 2026-10-12), 주간보고 10월 2주.</w:t>
       </w:r>
     </w:p>
     <w:sectPr>
